--- a/1-Formal sciences/1-Mathematics/3-Pure Mathematics/3-Space/2-Euclidean Geometry/5-My Source/1-Plane Geometry/26-Classification of Geometric Figure Composition/1-Joined-Figure Composition.docx
+++ b/1-Formal sciences/1-Mathematics/3-Pure Mathematics/3-Space/2-Euclidean Geometry/5-My Source/1-Plane Geometry/26-Classification of Geometric Figure Composition/1-Joined-Figure Composition.docx
@@ -36,27 +36,7 @@
           <w:sz w:val="18"/>
           <w:highlight w:val="lightGray"/>
         </w:rPr>
-        <w:t xml:space="preserve">: Persons Table -&gt; ID Column: 1, </w:t>
-      </w:r>
-      <w:proofErr w:type="spellStart"/>
-      <w:r>
-        <w:rPr>
-          <w:rFonts w:ascii="Arial" w:eastAsia="Arial" w:hAnsi="Arial" w:cs="Arial"/>
-          <w:color w:val="000000"/>
-          <w:sz w:val="18"/>
-          <w:highlight w:val="lightGray"/>
-        </w:rPr>
-        <w:t>Name_En</w:t>
-      </w:r>
-      <w:proofErr w:type="spellEnd"/>
-      <w:r>
-        <w:rPr>
-          <w:rFonts w:ascii="Arial" w:eastAsia="Arial" w:hAnsi="Arial" w:cs="Arial"/>
-          <w:color w:val="000000"/>
-          <w:sz w:val="18"/>
-          <w:highlight w:val="lightGray"/>
-        </w:rPr>
-        <w:t xml:space="preserve"> Column: Motasem Essam] -&gt; </w:t>
+        <w:t xml:space="preserve">: Persons Table -&gt; ID Column: 1, Name_En Column: Motasem Essam] -&gt; </w:t>
       </w:r>
       <w:r>
         <w:rPr>
@@ -149,27 +129,7 @@
           <w:sz w:val="18"/>
           <w:highlight w:val="lightGray"/>
         </w:rPr>
-        <w:t xml:space="preserve">: Persons Table -&gt; ID Column: 1, </w:t>
-      </w:r>
-      <w:proofErr w:type="spellStart"/>
-      <w:r>
-        <w:rPr>
-          <w:rFonts w:ascii="Arial" w:eastAsia="Arial" w:hAnsi="Arial" w:cs="Arial"/>
-          <w:color w:val="000000"/>
-          <w:sz w:val="18"/>
-          <w:highlight w:val="lightGray"/>
-        </w:rPr>
-        <w:t>Name_En</w:t>
-      </w:r>
-      <w:proofErr w:type="spellEnd"/>
-      <w:r>
-        <w:rPr>
-          <w:rFonts w:ascii="Arial" w:eastAsia="Arial" w:hAnsi="Arial" w:cs="Arial"/>
-          <w:color w:val="000000"/>
-          <w:sz w:val="18"/>
-          <w:highlight w:val="lightGray"/>
-        </w:rPr>
-        <w:t xml:space="preserve"> Column: Motasem Essam] -&gt; </w:t>
+        <w:t xml:space="preserve">: Persons Table -&gt; ID Column: 1, Name_En Column: Motasem Essam] -&gt; </w:t>
       </w:r>
       <w:r>
         <w:rPr>
@@ -433,27 +393,7 @@
           <w:sz w:val="18"/>
           <w:highlight w:val="lightGray"/>
         </w:rPr>
-        <w:t xml:space="preserve">: Persons Table -&gt; ID Column: 1, </w:t>
-      </w:r>
-      <w:proofErr w:type="spellStart"/>
-      <w:r>
-        <w:rPr>
-          <w:rFonts w:ascii="Arial" w:eastAsia="Arial" w:hAnsi="Arial" w:cs="Arial"/>
-          <w:color w:val="000000"/>
-          <w:sz w:val="18"/>
-          <w:highlight w:val="lightGray"/>
-        </w:rPr>
-        <w:t>Name_En</w:t>
-      </w:r>
-      <w:proofErr w:type="spellEnd"/>
-      <w:r>
-        <w:rPr>
-          <w:rFonts w:ascii="Arial" w:eastAsia="Arial" w:hAnsi="Arial" w:cs="Arial"/>
-          <w:color w:val="000000"/>
-          <w:sz w:val="18"/>
-          <w:highlight w:val="lightGray"/>
-        </w:rPr>
-        <w:t xml:space="preserve"> Column: Motasem Essam] -&gt; </w:t>
+        <w:t xml:space="preserve">: Persons Table -&gt; ID Column: 1, Name_En Column: Motasem Essam] -&gt; </w:t>
       </w:r>
       <w:r>
         <w:rPr>
@@ -540,27 +480,7 @@
           <w:sz w:val="18"/>
           <w:highlight w:val="lightGray"/>
         </w:rPr>
-        <w:t xml:space="preserve">: Persons Table -&gt; ID Column: 1, </w:t>
-      </w:r>
-      <w:proofErr w:type="spellStart"/>
-      <w:r>
-        <w:rPr>
-          <w:rFonts w:ascii="Arial" w:eastAsia="Arial" w:hAnsi="Arial" w:cs="Arial"/>
-          <w:color w:val="000000"/>
-          <w:sz w:val="18"/>
-          <w:highlight w:val="lightGray"/>
-        </w:rPr>
-        <w:t>Name_En</w:t>
-      </w:r>
-      <w:proofErr w:type="spellEnd"/>
-      <w:r>
-        <w:rPr>
-          <w:rFonts w:ascii="Arial" w:eastAsia="Arial" w:hAnsi="Arial" w:cs="Arial"/>
-          <w:color w:val="000000"/>
-          <w:sz w:val="18"/>
-          <w:highlight w:val="lightGray"/>
-        </w:rPr>
-        <w:t xml:space="preserve"> Column: Motasem Essam] -&gt; </w:t>
+        <w:t xml:space="preserve">: Persons Table -&gt; ID Column: 1, Name_En Column: Motasem Essam] -&gt; </w:t>
       </w:r>
       <w:r>
         <w:rPr>
@@ -998,27 +918,7 @@
           <w:sz w:val="18"/>
           <w:highlight w:val="lightGray"/>
         </w:rPr>
-        <w:t xml:space="preserve">: Persons Table -&gt; ID Column: 1, </w:t>
-      </w:r>
-      <w:proofErr w:type="spellStart"/>
-      <w:r>
-        <w:rPr>
-          <w:rFonts w:ascii="Arial" w:eastAsia="Arial" w:hAnsi="Arial" w:cs="Arial"/>
-          <w:color w:val="000000"/>
-          <w:sz w:val="18"/>
-          <w:highlight w:val="lightGray"/>
-        </w:rPr>
-        <w:t>Name_En</w:t>
-      </w:r>
-      <w:proofErr w:type="spellEnd"/>
-      <w:r>
-        <w:rPr>
-          <w:rFonts w:ascii="Arial" w:eastAsia="Arial" w:hAnsi="Arial" w:cs="Arial"/>
-          <w:color w:val="000000"/>
-          <w:sz w:val="18"/>
-          <w:highlight w:val="lightGray"/>
-        </w:rPr>
-        <w:t xml:space="preserve"> Column: Motasem Essam] -&gt; </w:t>
+        <w:t xml:space="preserve">: Persons Table -&gt; ID Column: 1, Name_En Column: Motasem Essam] -&gt; </w:t>
       </w:r>
       <w:r>
         <w:rPr>
@@ -1418,27 +1318,7 @@
           <w:sz w:val="18"/>
           <w:highlight w:val="lightGray"/>
         </w:rPr>
-        <w:t xml:space="preserve">: Persons Table -&gt; ID Column: 1, </w:t>
-      </w:r>
-      <w:proofErr w:type="spellStart"/>
-      <w:r>
-        <w:rPr>
-          <w:rFonts w:ascii="Arial" w:eastAsia="Arial" w:hAnsi="Arial" w:cs="Arial"/>
-          <w:color w:val="000000"/>
-          <w:sz w:val="18"/>
-          <w:highlight w:val="lightGray"/>
-        </w:rPr>
-        <w:t>Name_En</w:t>
-      </w:r>
-      <w:proofErr w:type="spellEnd"/>
-      <w:r>
-        <w:rPr>
-          <w:rFonts w:ascii="Arial" w:eastAsia="Arial" w:hAnsi="Arial" w:cs="Arial"/>
-          <w:color w:val="000000"/>
-          <w:sz w:val="18"/>
-          <w:highlight w:val="lightGray"/>
-        </w:rPr>
-        <w:t xml:space="preserve"> Column: Motasem Essam] -&gt; </w:t>
+        <w:t xml:space="preserve">: Persons Table -&gt; ID Column: 1, Name_En Column: Motasem Essam] -&gt; </w:t>
       </w:r>
       <w:r>
         <w:rPr>
@@ -1814,27 +1694,7 @@
           <w:sz w:val="18"/>
           <w:highlight w:val="lightGray"/>
         </w:rPr>
-        <w:t xml:space="preserve">: Persons Table -&gt; ID Column: 1, </w:t>
-      </w:r>
-      <w:proofErr w:type="spellStart"/>
-      <w:r>
-        <w:rPr>
-          <w:rFonts w:ascii="Arial" w:eastAsia="Arial" w:hAnsi="Arial" w:cs="Arial"/>
-          <w:color w:val="000000"/>
-          <w:sz w:val="18"/>
-          <w:highlight w:val="lightGray"/>
-        </w:rPr>
-        <w:t>Name_En</w:t>
-      </w:r>
-      <w:proofErr w:type="spellEnd"/>
-      <w:r>
-        <w:rPr>
-          <w:rFonts w:ascii="Arial" w:eastAsia="Arial" w:hAnsi="Arial" w:cs="Arial"/>
-          <w:color w:val="000000"/>
-          <w:sz w:val="18"/>
-          <w:highlight w:val="lightGray"/>
-        </w:rPr>
-        <w:t xml:space="preserve"> Column: Motasem Essam] -&gt; </w:t>
+        <w:t xml:space="preserve">: Persons Table -&gt; ID Column: 1, Name_En Column: Motasem Essam] -&gt; </w:t>
       </w:r>
       <w:r>
         <w:rPr>
@@ -2541,27 +2401,7 @@
           <w:sz w:val="18"/>
           <w:highlight w:val="lightGray"/>
         </w:rPr>
-        <w:t xml:space="preserve">: Persons Table -&gt; ID Column: 1, </w:t>
-      </w:r>
-      <w:proofErr w:type="spellStart"/>
-      <w:r>
-        <w:rPr>
-          <w:rFonts w:ascii="Arial" w:eastAsia="Arial" w:hAnsi="Arial" w:cs="Arial"/>
-          <w:color w:val="000000"/>
-          <w:sz w:val="18"/>
-          <w:highlight w:val="lightGray"/>
-        </w:rPr>
-        <w:t>Name_En</w:t>
-      </w:r>
-      <w:proofErr w:type="spellEnd"/>
-      <w:r>
-        <w:rPr>
-          <w:rFonts w:ascii="Arial" w:eastAsia="Arial" w:hAnsi="Arial" w:cs="Arial"/>
-          <w:color w:val="000000"/>
-          <w:sz w:val="18"/>
-          <w:highlight w:val="lightGray"/>
-        </w:rPr>
-        <w:t xml:space="preserve"> Column: Motasem Essam] -&gt; </w:t>
+        <w:t xml:space="preserve">: Persons Table -&gt; ID Column: 1, Name_En Column: Motasem Essam] -&gt; </w:t>
       </w:r>
       <w:r>
         <w:rPr>
@@ -2982,6 +2822,9 @@
             <m:t>=24+2π</m:t>
           </m:r>
           <m:r>
+            <m:rPr>
+              <m:sty m:val="p"/>
+            </m:rPr>
             <w:rPr>
               <w:rFonts w:ascii="Roboto Mono" w:hAnsi="Roboto Mono"/>
             </w:rPr>
@@ -3029,27 +2872,7 @@
           <w:sz w:val="18"/>
           <w:highlight w:val="lightGray"/>
         </w:rPr>
-        <w:t xml:space="preserve">: Persons Table -&gt; ID Column: 1, </w:t>
-      </w:r>
-      <w:proofErr w:type="spellStart"/>
-      <w:r>
-        <w:rPr>
-          <w:rFonts w:ascii="Arial" w:eastAsia="Arial" w:hAnsi="Arial" w:cs="Arial"/>
-          <w:color w:val="000000"/>
-          <w:sz w:val="18"/>
-          <w:highlight w:val="lightGray"/>
-        </w:rPr>
-        <w:t>Name_En</w:t>
-      </w:r>
-      <w:proofErr w:type="spellEnd"/>
-      <w:r>
-        <w:rPr>
-          <w:rFonts w:ascii="Arial" w:eastAsia="Arial" w:hAnsi="Arial" w:cs="Arial"/>
-          <w:color w:val="000000"/>
-          <w:sz w:val="18"/>
-          <w:highlight w:val="lightGray"/>
-        </w:rPr>
-        <w:t xml:space="preserve"> Column: Motasem Essam] -&gt; </w:t>
+        <w:t xml:space="preserve">: Persons Table -&gt; ID Column: 1, Name_En Column: Motasem Essam] -&gt; </w:t>
       </w:r>
       <w:r>
         <w:rPr>
@@ -3584,27 +3407,7 @@
           <w:sz w:val="18"/>
           <w:highlight w:val="lightGray"/>
         </w:rPr>
-        <w:t xml:space="preserve">: Persons Table -&gt; ID Column: 1, </w:t>
-      </w:r>
-      <w:proofErr w:type="spellStart"/>
-      <w:r>
-        <w:rPr>
-          <w:rFonts w:ascii="Arial" w:eastAsia="Arial" w:hAnsi="Arial" w:cs="Arial"/>
-          <w:color w:val="000000"/>
-          <w:sz w:val="18"/>
-          <w:highlight w:val="lightGray"/>
-        </w:rPr>
-        <w:t>Name_En</w:t>
-      </w:r>
-      <w:proofErr w:type="spellEnd"/>
-      <w:r>
-        <w:rPr>
-          <w:rFonts w:ascii="Arial" w:eastAsia="Arial" w:hAnsi="Arial" w:cs="Arial"/>
-          <w:color w:val="000000"/>
-          <w:sz w:val="18"/>
-          <w:highlight w:val="lightGray"/>
-        </w:rPr>
-        <w:t xml:space="preserve"> Column: Motasem Essam] -&gt; </w:t>
+        <w:t xml:space="preserve">: Persons Table -&gt; ID Column: 1, Name_En Column: Motasem Essam] -&gt; </w:t>
       </w:r>
       <w:r>
         <w:rPr>
@@ -3952,15 +3755,6 @@
               </m:r>
             </m:e>
           </m:borderBox>
-          <m:r>
-            <m:rPr>
-              <m:sty m:val="p"/>
-            </m:rPr>
-            <w:rPr>
-              <w:rFonts w:ascii="Roboto Mono" w:hAnsi="Roboto Mono"/>
-            </w:rPr>
-            <w:br/>
-          </m:r>
         </m:oMath>
       </m:oMathPara>
     </w:p>
@@ -4003,27 +3797,7 @@
           <w:sz w:val="18"/>
           <w:highlight w:val="lightGray"/>
         </w:rPr>
-        <w:t xml:space="preserve">: Persons Table -&gt; ID Column: 1, </w:t>
-      </w:r>
-      <w:proofErr w:type="spellStart"/>
-      <w:r>
-        <w:rPr>
-          <w:rFonts w:ascii="Arial" w:eastAsia="Arial" w:hAnsi="Arial" w:cs="Arial"/>
-          <w:color w:val="000000"/>
-          <w:sz w:val="18"/>
-          <w:highlight w:val="lightGray"/>
-        </w:rPr>
-        <w:t>Name_En</w:t>
-      </w:r>
-      <w:proofErr w:type="spellEnd"/>
-      <w:r>
-        <w:rPr>
-          <w:rFonts w:ascii="Arial" w:eastAsia="Arial" w:hAnsi="Arial" w:cs="Arial"/>
-          <w:color w:val="000000"/>
-          <w:sz w:val="18"/>
-          <w:highlight w:val="lightGray"/>
-        </w:rPr>
-        <w:t xml:space="preserve"> Column: Motasem Essam] -&gt; </w:t>
+        <w:t xml:space="preserve">: Persons Table -&gt; ID Column: 1, Name_En Column: Motasem Essam] -&gt; </w:t>
       </w:r>
       <w:r>
         <w:rPr>
@@ -4088,63 +3862,126 @@
         <w:rPr>
           <w:rFonts w:ascii="Roboto Mono" w:hAnsi="Roboto Mono"/>
         </w:rPr>
-        <w:t xml:space="preserve">For two polygons sharing an edge of length </w:t>
-      </w:r>
-      <w:proofErr w:type="spellStart"/>
-      <w:r>
-        <w:rPr>
-          <w:rFonts w:ascii="Roboto Mono" w:hAnsi="Roboto Mono"/>
-        </w:rPr>
-        <w:t>sss</w:t>
-      </w:r>
-      <w:proofErr w:type="spellEnd"/>
-      <w:r>
-        <w:rPr>
-          <w:rFonts w:ascii="Roboto Mono" w:hAnsi="Roboto Mono"/>
-        </w:rPr>
-        <w:t>, with no other shared boundary portions,</w:t>
-      </w:r>
-    </w:p>
-    <w:p>
-      <w:pPr>
-        <w:rPr>
-          <w:rFonts w:ascii="Roboto Mono" w:hAnsi="Roboto Mono"/>
-        </w:rPr>
-      </w:pPr>
-      <w:r>
-        <w:rPr>
-          <w:rFonts w:ascii="Roboto Mono" w:hAnsi="Roboto Mono"/>
-        </w:rPr>
-        <w:t>Ptotal=P1+P2−2s\boxed{P_{\text{total</w:t>
-      </w:r>
-      <w:proofErr w:type="gramStart"/>
-      <w:r>
-        <w:rPr>
-          <w:rFonts w:ascii="Roboto Mono" w:hAnsi="Roboto Mono"/>
-        </w:rPr>
-        <w:t>}}=</w:t>
-      </w:r>
-      <w:proofErr w:type="gramEnd"/>
-      <w:r>
-        <w:rPr>
-          <w:rFonts w:ascii="Roboto Mono" w:hAnsi="Roboto Mono"/>
-        </w:rPr>
-        <w:t>P_1+P_2-2</w:t>
-      </w:r>
-      <w:proofErr w:type="gramStart"/>
-      <w:r>
-        <w:rPr>
-          <w:rFonts w:ascii="Roboto Mono" w:hAnsi="Roboto Mono"/>
-        </w:rPr>
-        <w:t>s}Ptotal</w:t>
-      </w:r>
-      <w:proofErr w:type="gramEnd"/>
-      <w:r>
-        <w:rPr>
-          <w:rFonts w:ascii="Roboto Mono" w:hAnsi="Roboto Mono"/>
-        </w:rPr>
-        <w:t>=P1+P2−2s</w:t>
-      </w:r>
+        <w:t>For two polygons sharing an edge of length s, with no other shared boundary portions,</w:t>
+      </w:r>
+    </w:p>
+    <w:p>
+      <w:pPr>
+        <w:rPr>
+          <w:rFonts w:ascii="Roboto Mono" w:hAnsi="Roboto Mono"/>
+        </w:rPr>
+      </w:pPr>
+      <m:oMathPara>
+        <m:oMath>
+          <m:borderBox>
+            <m:borderBoxPr>
+              <m:ctrlPr>
+                <w:rPr>
+                  <w:rFonts w:ascii="Cambria Math" w:hAnsi="Cambria Math"/>
+                </w:rPr>
+              </m:ctrlPr>
+            </m:borderBoxPr>
+            <m:e>
+              <m:sSub>
+                <m:sSubPr>
+                  <m:ctrlPr>
+                    <w:rPr>
+                      <w:rFonts w:ascii="Cambria Math" w:hAnsi="Cambria Math"/>
+                    </w:rPr>
+                  </m:ctrlPr>
+                </m:sSubPr>
+                <m:e>
+                  <m:r>
+                    <w:rPr>
+                      <w:rFonts w:ascii="Cambria Math" w:hAnsi="Cambria Math"/>
+                    </w:rPr>
+                    <m:t>P</m:t>
+                  </m:r>
+                </m:e>
+                <m:sub>
+                  <m:r>
+                    <m:rPr>
+                      <m:nor/>
+                    </m:rPr>
+                    <w:rPr>
+                      <w:rFonts w:ascii="Cambria Math" w:hAnsi="Cambria Math"/>
+                    </w:rPr>
+                    <m:t>total</m:t>
+                  </m:r>
+                </m:sub>
+              </m:sSub>
+              <m:r>
+                <w:rPr>
+                  <w:rFonts w:ascii="Cambria Math" w:hAnsi="Cambria Math"/>
+                </w:rPr>
+                <m:t>=</m:t>
+              </m:r>
+              <m:sSub>
+                <m:sSubPr>
+                  <m:ctrlPr>
+                    <w:rPr>
+                      <w:rFonts w:ascii="Cambria Math" w:hAnsi="Cambria Math"/>
+                    </w:rPr>
+                  </m:ctrlPr>
+                </m:sSubPr>
+                <m:e>
+                  <m:r>
+                    <w:rPr>
+                      <w:rFonts w:ascii="Cambria Math" w:hAnsi="Cambria Math"/>
+                    </w:rPr>
+                    <m:t>P</m:t>
+                  </m:r>
+                </m:e>
+                <m:sub>
+                  <m:r>
+                    <w:rPr>
+                      <w:rFonts w:ascii="Cambria Math" w:hAnsi="Cambria Math"/>
+                    </w:rPr>
+                    <m:t>1</m:t>
+                  </m:r>
+                </m:sub>
+              </m:sSub>
+              <m:r>
+                <w:rPr>
+                  <w:rFonts w:ascii="Cambria Math" w:hAnsi="Cambria Math"/>
+                </w:rPr>
+                <m:t>+</m:t>
+              </m:r>
+              <m:sSub>
+                <m:sSubPr>
+                  <m:ctrlPr>
+                    <w:rPr>
+                      <w:rFonts w:ascii="Cambria Math" w:hAnsi="Cambria Math"/>
+                    </w:rPr>
+                  </m:ctrlPr>
+                </m:sSubPr>
+                <m:e>
+                  <m:r>
+                    <w:rPr>
+                      <w:rFonts w:ascii="Cambria Math" w:hAnsi="Cambria Math"/>
+                    </w:rPr>
+                    <m:t>P</m:t>
+                  </m:r>
+                </m:e>
+                <m:sub>
+                  <m:r>
+                    <w:rPr>
+                      <w:rFonts w:ascii="Cambria Math" w:hAnsi="Cambria Math"/>
+                    </w:rPr>
+                    <m:t>2</m:t>
+                  </m:r>
+                </m:sub>
+              </m:sSub>
+              <m:r>
+                <w:rPr>
+                  <w:rFonts w:ascii="Cambria Math" w:hAnsi="Cambria Math"/>
+                </w:rPr>
+                <m:t>-2s</m:t>
+              </m:r>
+            </m:e>
+          </m:borderBox>
+        </m:oMath>
+      </m:oMathPara>
     </w:p>
     <w:p>
       <w:pPr>
@@ -4185,27 +4022,7 @@
           <w:sz w:val="18"/>
           <w:highlight w:val="lightGray"/>
         </w:rPr>
-        <w:t xml:space="preserve">: Persons Table -&gt; ID Column: 1, </w:t>
-      </w:r>
-      <w:proofErr w:type="spellStart"/>
-      <w:r>
-        <w:rPr>
-          <w:rFonts w:ascii="Arial" w:eastAsia="Arial" w:hAnsi="Arial" w:cs="Arial"/>
-          <w:color w:val="000000"/>
-          <w:sz w:val="18"/>
-          <w:highlight w:val="lightGray"/>
-        </w:rPr>
-        <w:t>Name_En</w:t>
-      </w:r>
-      <w:proofErr w:type="spellEnd"/>
-      <w:r>
-        <w:rPr>
-          <w:rFonts w:ascii="Arial" w:eastAsia="Arial" w:hAnsi="Arial" w:cs="Arial"/>
-          <w:color w:val="000000"/>
-          <w:sz w:val="18"/>
-          <w:highlight w:val="lightGray"/>
-        </w:rPr>
-        <w:t xml:space="preserve"> Column: Motasem Essam] -&gt; </w:t>
+        <w:t xml:space="preserve">: Persons Table -&gt; ID Column: 1, Name_En Column: Motasem Essam] -&gt; </w:t>
       </w:r>
       <w:r>
         <w:rPr>
@@ -4347,27 +4164,7 @@
           <w:sz w:val="18"/>
           <w:highlight w:val="lightGray"/>
         </w:rPr>
-        <w:t xml:space="preserve">: Persons Table -&gt; ID Column: 1, </w:t>
-      </w:r>
-      <w:proofErr w:type="spellStart"/>
-      <w:r>
-        <w:rPr>
-          <w:rFonts w:ascii="Arial" w:eastAsia="Arial" w:hAnsi="Arial" w:cs="Arial"/>
-          <w:color w:val="000000"/>
-          <w:sz w:val="18"/>
-          <w:highlight w:val="lightGray"/>
-        </w:rPr>
-        <w:t>Name_En</w:t>
-      </w:r>
-      <w:proofErr w:type="spellEnd"/>
-      <w:r>
-        <w:rPr>
-          <w:rFonts w:ascii="Arial" w:eastAsia="Arial" w:hAnsi="Arial" w:cs="Arial"/>
-          <w:color w:val="000000"/>
-          <w:sz w:val="18"/>
-          <w:highlight w:val="lightGray"/>
-        </w:rPr>
-        <w:t xml:space="preserve"> Column: Motasem Essam] -&gt; </w:t>
+        <w:t xml:space="preserve">: Persons Table -&gt; ID Column: 1, Name_En Column: Motasem Essam] -&gt; </w:t>
       </w:r>
       <w:r>
         <w:rPr>
@@ -4838,27 +4635,7 @@
           <w:sz w:val="18"/>
           <w:highlight w:val="lightGray"/>
         </w:rPr>
-        <w:t xml:space="preserve">: Persons Table -&gt; ID Column: 1, </w:t>
-      </w:r>
-      <w:proofErr w:type="spellStart"/>
-      <w:r>
-        <w:rPr>
-          <w:rFonts w:ascii="Arial" w:eastAsia="Arial" w:hAnsi="Arial" w:cs="Arial"/>
-          <w:color w:val="000000"/>
-          <w:sz w:val="18"/>
-          <w:highlight w:val="lightGray"/>
-        </w:rPr>
-        <w:t>Name_En</w:t>
-      </w:r>
-      <w:proofErr w:type="spellEnd"/>
-      <w:r>
-        <w:rPr>
-          <w:rFonts w:ascii="Arial" w:eastAsia="Arial" w:hAnsi="Arial" w:cs="Arial"/>
-          <w:color w:val="000000"/>
-          <w:sz w:val="18"/>
-          <w:highlight w:val="lightGray"/>
-        </w:rPr>
-        <w:t xml:space="preserve"> Column: Motasem Essam] -&gt; </w:t>
+        <w:t xml:space="preserve">: Persons Table -&gt; ID Column: 1, Name_En Column: Motasem Essam] -&gt; </w:t>
       </w:r>
       <w:r>
         <w:rPr>
@@ -5176,27 +4953,7 @@
           <w:sz w:val="18"/>
           <w:highlight w:val="lightGray"/>
         </w:rPr>
-        <w:t xml:space="preserve">: Persons Table -&gt; ID Column: 1, </w:t>
-      </w:r>
-      <w:proofErr w:type="spellStart"/>
-      <w:r>
-        <w:rPr>
-          <w:rFonts w:ascii="Arial" w:eastAsia="Arial" w:hAnsi="Arial" w:cs="Arial"/>
-          <w:color w:val="000000"/>
-          <w:sz w:val="18"/>
-          <w:highlight w:val="lightGray"/>
-        </w:rPr>
-        <w:t>Name_En</w:t>
-      </w:r>
-      <w:proofErr w:type="spellEnd"/>
-      <w:r>
-        <w:rPr>
-          <w:rFonts w:ascii="Arial" w:eastAsia="Arial" w:hAnsi="Arial" w:cs="Arial"/>
-          <w:color w:val="000000"/>
-          <w:sz w:val="18"/>
-          <w:highlight w:val="lightGray"/>
-        </w:rPr>
-        <w:t xml:space="preserve"> Column: Motasem Essam] -&gt; </w:t>
+        <w:t xml:space="preserve">: Persons Table -&gt; ID Column: 1, Name_En Column: Motasem Essam] -&gt; </w:t>
       </w:r>
       <w:r>
         <w:rPr>
@@ -5348,27 +5105,7 @@
           <w:sz w:val="18"/>
           <w:highlight w:val="lightGray"/>
         </w:rPr>
-        <w:t xml:space="preserve">: Persons Table -&gt; ID Column: 1, </w:t>
-      </w:r>
-      <w:proofErr w:type="spellStart"/>
-      <w:r>
-        <w:rPr>
-          <w:rFonts w:ascii="Arial" w:eastAsia="Arial" w:hAnsi="Arial" w:cs="Arial"/>
-          <w:color w:val="000000"/>
-          <w:sz w:val="18"/>
-          <w:highlight w:val="lightGray"/>
-        </w:rPr>
-        <w:t>Name_En</w:t>
-      </w:r>
-      <w:proofErr w:type="spellEnd"/>
-      <w:r>
-        <w:rPr>
-          <w:rFonts w:ascii="Arial" w:eastAsia="Arial" w:hAnsi="Arial" w:cs="Arial"/>
-          <w:color w:val="000000"/>
-          <w:sz w:val="18"/>
-          <w:highlight w:val="lightGray"/>
-        </w:rPr>
-        <w:t xml:space="preserve"> Column: Motasem Essam] -&gt; </w:t>
+        <w:t xml:space="preserve">: Persons Table -&gt; ID Column: 1, Name_En Column: Motasem Essam] -&gt; </w:t>
       </w:r>
       <w:r>
         <w:rPr>
